--- a/docs/COMMAND_CENTER_V8_AUDIT.docx
+++ b/docs/COMMAND_CENTER_V8_AUDIT.docx
@@ -7677,6 +7677,9 @@
         </w:numPr>
       </w:pPr>
       <w:r>
+        <w:t xml:space="preserve">~~</w:t>
+      </w:r>
+      <w:r>
         <w:rPr>
           <w:b/>
           <w:bCs/>
@@ -7684,7 +7687,17 @@
         <w:t xml:space="preserve">No live database query was run.</w:t>
       </w:r>
       <w:r>
-        <w:t xml:space="preserve"> Row counts, how many jobs actually have a</w:t>
+        <w:t xml:space="preserve">~~ </w:t>
+      </w:r>
+      <w:r>
+        <w:rPr>
+          <w:b/>
+          <w:bCs/>
+        </w:rPr>
+        <w:t xml:space="preserve">CLOSED 2026-10-09.</w:t>
+      </w:r>
+      <w:r>
+        <w:t xml:space="preserve"> Measured:</w:t>
       </w:r>
     </w:p>
     <w:p>
@@ -7700,7 +7713,50 @@
         <w:t xml:space="preserve">saved_configurations</w:t>
       </w:r>
       <w:r>
-        <w:t xml:space="preserve"> row, and how many </w:t>
+        <w:t xml:space="preserve"> has </w:t>
+      </w:r>
+      <w:r>
+        <w:rPr>
+          <w:b/>
+          <w:bCs/>
+        </w:rPr>
+        <w:t xml:space="preserve">2</w:t>
+      </w:r>
+      <w:r>
+        <w:t xml:space="preserve"> rows, </w:t>
+      </w:r>
+      <w:r>
+        <w:rPr>
+          <w:rFonts w:ascii="Consolas" w:cs="Consolas" w:eastAsia="Consolas" w:hAnsi="Consolas"/>
+          <w:sz w:val="19"/>
+          <w:szCs w:val="19"/>
+        </w:rPr>
+        <w:t xml:space="preserve">quote_requests</w:t>
+      </w:r>
+      <w:r>
+        <w:t xml:space="preserve"> </w:t>
+      </w:r>
+      <w:r>
+        <w:rPr>
+          <w:b/>
+          <w:bCs/>
+        </w:rPr>
+        <w:t xml:space="preserve">18</w:t>
+      </w:r>
+      <w:r>
+        <w:t xml:space="preserve"> of which </w:t>
+      </w:r>
+      <w:r>
+        <w:rPr>
+          <w:b/>
+          <w:bCs/>
+        </w:rPr>
+        <w:t xml:space="preserve">5</w:t>
+      </w:r>
+    </w:p>
+    <w:p>
+      <w:r>
+        <w:t xml:space="preserve">  carry geometry, </w:t>
       </w:r>
       <w:r>
         <w:rPr>
@@ -7711,27 +7767,42 @@
         <w:t xml:space="preserve">shop_profile_library</w:t>
       </w:r>
       <w:r>
-        <w:t xml:space="preserve"> rows could be</w:t>
-      </w:r>
-    </w:p>
-    <w:p>
-      <w:r>
-        <w:t xml:space="preserve">  joined back to one are all </w:t>
-      </w:r>
-      <w:r>
-        <w:rPr>
-          <w:b/>
-          <w:bCs/>
-        </w:rPr>
-        <w:t xml:space="preserve">UNVERIFIED</w:t>
-      </w:r>
-      <w:r>
-        <w:t xml:space="preserve"> — and phase 1's and phase 2's effort</w:t>
-      </w:r>
-    </w:p>
-    <w:p>
-      <w:r>
-        <w:t xml:space="preserve">  depends on those numbers.</w:t>
+        <w:t xml:space="preserve"> </w:t>
+      </w:r>
+      <w:r>
+        <w:rPr>
+          <w:b/>
+          <w:bCs/>
+        </w:rPr>
+        <w:t xml:space="preserve">22</w:t>
+      </w:r>
+      <w:r>
+        <w:t xml:space="preserve"> of which </w:t>
+      </w:r>
+      <w:r>
+        <w:rPr>
+          <w:b/>
+          <w:bCs/>
+        </w:rPr>
+        <w:t xml:space="preserve">19</w:t>
+      </w:r>
+      <w:r>
+        <w:t xml:space="preserve"> hold a PNG. The</w:t>
+      </w:r>
+    </w:p>
+    <w:p>
+      <w:r>
+        <w:t xml:space="preserve">  Profile Passport having two rows means phase 1 cannot be id-plumbing and phase</w:t>
+      </w:r>
+    </w:p>
+    <w:p>
+      <w:r>
+        <w:t xml:space="preserve">  2 has at most 5 of 22 rows it could ever join back. See</w:t>
+      </w:r>
+    </w:p>
+    <w:p>
+      <w:r>
+        <w:t xml:space="preserve">  STATE_OF_THE_BUILD.md's 2026-10-09 follow-up entry.</w:t>
       </w:r>
     </w:p>
     <w:p>
@@ -7777,6 +7848,9 @@
         </w:numPr>
       </w:pPr>
       <w:r>
+        <w:t xml:space="preserve">~~</w:t>
+      </w:r>
+      <w:r>
         <w:rPr>
           <w:b/>
           <w:bCs/>
@@ -7784,12 +7858,58 @@
         <w:t xml:space="preserve">`ProfileViewer` has not been rendered in a browser.</w:t>
       </w:r>
       <w:r>
-        <w:t xml:space="preserve"> It typechecks, its</w:t>
-      </w:r>
-    </w:p>
-    <w:p>
-      <w:r>
-        <w:t xml:space="preserve">  renderer is proven call-for-call identical to FlashDraft's by unit test, and</w:t>
+        <w:t xml:space="preserve">~~ **CLOSED</w:t>
+      </w:r>
+    </w:p>
+    <w:p>
+      <w:r>
+        <w:t xml:space="preserve">  2026-10-09, and it was visibly wrong.** Rendered at </w:t>
+      </w:r>
+      <w:r>
+        <w:rPr>
+          <w:rFonts w:ascii="Consolas" w:cs="Consolas" w:eastAsia="Consolas" w:hAnsi="Consolas"/>
+          <w:sz w:val="19"/>
+          <w:szCs w:val="19"/>
+        </w:rPr>
+        <w:t xml:space="preserve">/studio/v8-viewer-debug</w:t>
+      </w:r>
+    </w:p>
+    <w:p>
+      <w:r>
+        <w:t xml:space="preserve">  against real saved geometry, it cropped every thumbnail, clipped </w:t>
+      </w:r>
+      <w:r>
+        <w:rPr>
+          <w:rFonts w:ascii="Consolas" w:cs="Consolas" w:eastAsia="Consolas" w:hAnsi="Consolas"/>
+          <w:sz w:val="19"/>
+          <w:szCs w:val="19"/>
+        </w:rPr>
+        <w:t xml:space="preserve">3 15/16"</w:t>
+      </w:r>
+    </w:p>
+    <w:p>
+      <w:r>
+        <w:t xml:space="preserve">  in the enlarged view, drew editor grab rings on a read-only view, and hung a</w:t>
+      </w:r>
+    </w:p>
+    <w:p>
+      <w:r>
+        <w:t xml:space="preserve">  teardrop hem 8.4px outside the canvas — with the entire unit suite green. One</w:t>
+      </w:r>
+    </w:p>
+    <w:p>
+      <w:r>
+        <w:t xml:space="preserve">  root cause (the fit measured the points and ignored everything drawn in fixed</w:t>
+      </w:r>
+    </w:p>
+    <w:p>
+      <w:r>
+        <w:t xml:space="preserve">  screen pixels around them), four fixes, and a new bounds test that would have</w:t>
+      </w:r>
+    </w:p>
+    <w:p>
+      <w:r>
+        <w:t xml:space="preserve">  caught it. Full account in STATE_OF_THE_BUILD.md's 2026-10-09 entry.</w:t>
       </w:r>
     </w:p>
     <w:p>
@@ -7801,25 +7921,15 @@
           <w:b/>
           <w:bCs/>
         </w:rPr>
-        <w:t xml:space="preserve">nobody has looked at it.</w:t>
-      </w:r>
-      <w:r>
-        <w:t xml:space="preserve"> Its own pixel fidelity against the contract is</w:t>
-      </w:r>
-    </w:p>
-    <w:p>
-      <w:r>
-        <w:t xml:space="preserve">  </w:t>
-      </w:r>
-      <w:r>
-        <w:rPr>
-          <w:b/>
-          <w:bCs/>
-        </w:rPr>
-        <w:t xml:space="preserve">UNVERIFIED</w:t>
-      </w:r>
-      <w:r>
-        <w:t xml:space="preserve"> and belongs to phase 1.</w:t>
+        <w:t xml:space="preserve">Its pixel fidelity against the contract is still UNVERIFIED</w:t>
+      </w:r>
+      <w:r>
+        <w:t xml:space="preserve">, and Reid has</w:t>
+      </w:r>
+    </w:p>
+    <w:p>
+      <w:r>
+        <w:t xml:space="preserve">  still not looked at it.</w:t>
       </w:r>
     </w:p>
     <w:p>
